--- a/courts/fourth-circuit/maryland/state/court-of-appeals/petition-for-discretionary-review/usage/OUTPUT-petition-for-discretionary-review.docx
+++ b/courts/fourth-circuit/maryland/state/court-of-appeals/petition-for-discretionary-review/usage/OUTPUT-petition-for-discretionary-review.docx
@@ -1822,7 +1822,7 @@
         <w:pStyle w:val="XdQuoteOnly"/>
       </w:pPr>
       <w:r>
-        <w:t xml:space="preserve">The General Assembly . . . shall by Law establish throughout the State a thorough and efficient System of Free Public Schools; and shall provide by taxation, or otherwise, for their maintenance.</w:t>
+        <w:t xml:space="preserve">The General Assembly . . . shall by Law establish throughout the State a thorough and efficient System of Free Public Schools; and shall provide by taxation, or otherwise, for their maintenance.</w:t>
       </w:r>
     </w:p>
     <w:p>
@@ -1844,13 +1844,7 @@
         <w:pStyle w:val="BodyText"/>
       </w:pPr>
       <w:r>
-        <w:t xml:space="preserve">Md. Courts &amp; Judic. Proc. § 3</w:t>
-      </w:r>
-      <w:r>
-        <w:noBreakHyphen/>
-      </w:r>
-      <w:r>
-        <w:t xml:space="preserve">412(a) provides that “[f]urther relief based on a declaratory judgment or decree may be granted if necessary or proper.”</w:t>
+        <w:t xml:space="preserve">Md. Courts &amp; Judic. Proc. § 3-⁠412(a) provides that “[f]urther relief based on a declaratory judgment or decree may be granted if necessary or proper.”</w:t>
       </w:r>
     </w:p>
     <w:p>
@@ -2473,13 +2467,7 @@
         <w:pStyle w:val="BodyText"/>
       </w:pPr>
       <w:r>
-        <w:t xml:space="preserve">Petitioners respectfully submit that the summary judgment order herein presents issues of great public significance meriting this Court’s immediate review, including whether Maryland’s courts will ignore prior Maryland jurisprudence and interpret the Constitution more narrowly than other state courts with comparable language to eviscerate the scope of Article VIII of the Constitution and continue to permit generations of Baltimore children to attend schools that the State’s own analyses demonstrate are failing to provide them with an adequate education. This Court may issue a writ of certiorari before the Appellate Court has entered a decision when review “is desirable and in the public interest.” Md. Code Ann., Cts. &amp; Jud. Proc. § 12</w:t>
-      </w:r>
-      <w:r>
-        <w:noBreakHyphen/>
-      </w:r>
-      <w:r>
-        <w:t xml:space="preserve">203 (2002);</w:t>
+        <w:t xml:space="preserve">Petitioners respectfully submit that the summary judgment order herein presents issues of great public significance meriting this Court’s immediate review, including whether Maryland’s courts will ignore prior Maryland jurisprudence and interpret the Constitution more narrowly than other state courts with comparable language to eviscerate the scope of Article VIII of the Constitution and continue to permit generations of Baltimore children to attend schools that the State’s own analyses demonstrate are failing to provide them with an adequate education. This Court may issue a writ of certiorari before the Appellate Court has entered a decision when review “is desirable and in the public interest.” Md. Code Ann., Cts. &amp; Jud. Proc. § 12-⁠203 (2002);</w:t>
       </w:r>
       <w:r>
         <w:t xml:space="preserve"> </w:t>
@@ -2558,7 +2546,7 @@
         <w:pStyle w:val="BodyText"/>
       </w:pPr>
       <w:r>
-        <w:t xml:space="preserve">First, the Circuit Court erroneously lowered the constitutional floor established by Article VIII, contradicting this Court’s holding that the State must provide “a Statewide system to provide an adequate public school education to the children in every school district . . . when measured by contemporary educational standards.”</w:t>
+        <w:t xml:space="preserve">First, the Circuit Court erroneously lowered the constitutional floor established by Article VIII, contradicting this Court’s holding that the State must provide “a Statewide system to provide an adequate public school education to the children in every school district . . . when measured by contemporary educational standards.”</w:t>
       </w:r>
       <w:r>
         <w:t xml:space="preserve"> </w:t>
@@ -2824,7 +2812,7 @@
         <w:t xml:space="preserve">See City Schools at a Glance</w:t>
       </w:r>
       <w:r>
-        <w:t xml:space="preserve">, at https://www.baltimorecityschools.org/​district-overview. BCPSS has the highest “at risk” index in the State, i.e., the combined percentage of students who live in poverty, have special educational needs, and for whom English is a second language. 8/12/22 Pls. MSJ Br. at 12</w:t>
+        <w:t xml:space="preserve">, at https://​www.​baltimorecityschools.​org/​district-​overview. BCPSS has the highest “at risk” index in the State, i.e., the combined percentage of students who live in poverty, have special educational needs, and for whom English is a second language. 8/12/22 Pls. MSJ Br. at 12</w:t>
       </w:r>
       <w:r>
         <w:noBreakHyphen/>
@@ -5218,6 +5206,7 @@
     <w:unhideWhenUsed/>
     <w:qFormat/>
     <w:pPr>
+      <w:keepLines/>
       <w:spacing w:before="0" w:after="140" w:line="299" w:lineRule="exact"/>
     </w:pPr>
     <w:rPr>
@@ -5468,6 +5457,33 @@
     <w:pPr>
       <w:spacing w:before="0" w:after="0" w:line="299" w:lineRule="exact"/>
       <w:ind w:left="2160" w:hanging="720"/>
+    </w:pPr>
+  </w:style>
+  <w:style w:type="paragraph" w:customStyle="1" w:styleId="XdQuoteList1">
+    <w:name w:val="Xd Quote List 1"/>
+    <w:basedOn w:val="Normal"/>
+    <w:qFormat/>
+    <w:pPr>
+      <w:spacing w:before="0" w:after="0" w:line="299" w:lineRule="exact"/>
+      <w:ind w:left="1440" w:right="720" w:hanging="720"/>
+    </w:pPr>
+  </w:style>
+  <w:style w:type="paragraph" w:customStyle="1" w:styleId="XdQuoteList2">
+    <w:name w:val="Xd Quote List 2"/>
+    <w:basedOn w:val="Normal"/>
+    <w:qFormat/>
+    <w:pPr>
+      <w:spacing w:before="0" w:after="0" w:line="299" w:lineRule="exact"/>
+      <w:ind w:left="2160" w:right="720" w:hanging="720"/>
+    </w:pPr>
+  </w:style>
+  <w:style w:type="paragraph" w:customStyle="1" w:styleId="XdQuoteList3">
+    <w:name w:val="Xd Quote List 3"/>
+    <w:basedOn w:val="Normal"/>
+    <w:qFormat/>
+    <w:pPr>
+      <w:spacing w:before="0" w:after="0" w:line="299" w:lineRule="exact"/>
+      <w:ind w:left="2880" w:right="720" w:hanging="720"/>
     </w:pPr>
   </w:style>
   <w:style w:type="paragraph" w:customStyle="1" w:styleId="XdList1">

--- a/courts/fourth-circuit/maryland/state/court-of-appeals/petition-for-discretionary-review/usage/OUTPUT-petition-for-discretionary-review.docx
+++ b/courts/fourth-circuit/maryland/state/court-of-appeals/petition-for-discretionary-review/usage/OUTPUT-petition-for-discretionary-review.docx
@@ -1822,7 +1822,7 @@
         <w:pStyle w:val="XdQuoteOnly"/>
       </w:pPr>
       <w:r>
-        <w:t xml:space="preserve">The General Assembly . . . shall by Law establish throughout the State a thorough and efficient System of Free Public Schools; and shall provide by taxation, or otherwise, for their maintenance.</w:t>
+        <w:t xml:space="preserve">The General Assembly ⁠. ⁠. ⁠. shall by Law establish throughout the State a thorough and efficient System of Free Public Schools; and shall provide by taxation, or otherwise, for their maintenance.</w:t>
       </w:r>
     </w:p>
     <w:p>
@@ -2546,7 +2546,7 @@
         <w:pStyle w:val="BodyText"/>
       </w:pPr>
       <w:r>
-        <w:t xml:space="preserve">First, the Circuit Court erroneously lowered the constitutional floor established by Article VIII, contradicting this Court’s holding that the State must provide “a Statewide system to provide an adequate public school education to the children in every school district . . . when measured by contemporary educational standards.”</w:t>
+        <w:t xml:space="preserve">First, the Circuit Court erroneously lowered the constitutional floor established by Article VIII, contradicting this Court’s holding that the State must provide “a Statewide system to provide an adequate public school education to the children in every school district ⁠. ⁠. ⁠. when measured by contemporary educational standards.”</w:t>
       </w:r>
       <w:r>
         <w:t xml:space="preserve"> </w:t>

--- a/courts/fourth-circuit/maryland/state/court-of-appeals/petition-for-discretionary-review/usage/OUTPUT-petition-for-discretionary-review.docx
+++ b/courts/fourth-circuit/maryland/state/court-of-appeals/petition-for-discretionary-review/usage/OUTPUT-petition-for-discretionary-review.docx
@@ -634,9 +634,7 @@
               <w:t xml:space="preserve"> </w:t>
             </w:r>
             <w:r>
-              <w:t xml:space="preserve">861</w:t>
-              <w:noBreakHyphen/>
-              <w:t xml:space="preserve">1522</w:t>
+              <w:t xml:space="preserve">861-⁠1522</w:t>
             </w:r>
           </w:p>
           <w:p>
@@ -850,9 +848,7 @@
               <w:t xml:space="preserve"> </w:t>
             </w:r>
             <w:r>
-              <w:t xml:space="preserve">965</w:t>
-              <w:noBreakHyphen/>
-              <w:t xml:space="preserve">2200</w:t>
+              <w:t xml:space="preserve">965-⁠2200</w:t>
             </w:r>
           </w:p>
           <w:p>
@@ -1246,9 +1242,7 @@
               <w:t xml:space="preserve"> </w:t>
             </w:r>
             <w:r>
-              <w:t xml:space="preserve">889</w:t>
-              <w:noBreakHyphen/>
-              <w:t xml:space="preserve">8550</w:t>
+              <w:t xml:space="preserve">889-⁠8550</w:t>
             </w:r>
           </w:p>
           <w:p>
@@ -1395,19 +1389,7 @@
         <w:t xml:space="preserve"> </w:t>
       </w:r>
       <w:r>
-        <w:t xml:space="preserve">1/13/23 Pls. Proposed Concl. ¶¶ 21</w:t>
-      </w:r>
-      <w:r>
-        <w:noBreakHyphen/>
-      </w:r>
-      <w:r>
-        <w:t xml:space="preserve">36. Finally, after finding no constitutional violation, the court attempted to restrict the crucial role of this State’s courts in remedying unconstitutional State actions. App. 1 at 18</w:t>
-      </w:r>
-      <w:r>
-        <w:noBreakHyphen/>
-      </w:r>
-      <w:r>
-        <w:t xml:space="preserve">23.</w:t>
+        <w:t xml:space="preserve">1/13/23 Pls. Proposed Concl. ¶¶ 21-⁠36. Finally, after finding no constitutional violation, the court attempted to restrict the crucial role of this State’s courts in remedying unconstitutional State actions. App. 1 at 18-⁠23.</w:t>
       </w:r>
     </w:p>
     <w:p>
@@ -1830,13 +1812,7 @@
         <w:pStyle w:val="BodyText"/>
       </w:pPr>
       <w:r>
-        <w:t xml:space="preserve">Rule 2</w:t>
-      </w:r>
-      <w:r>
-        <w:noBreakHyphen/>
-      </w:r>
-      <w:r>
-        <w:t xml:space="preserve">501(f) of the Maryland Rules of Civil Procedure provides that summary judgment shall be granted only if there is no genuine issue of material fact and the movant is entitled to summary judgment as a matter of law.</w:t>
+        <w:t xml:space="preserve">Rule 2-⁠501(f) of the Maryland Rules of Civil Procedure provides that summary judgment shall be granted only if there is no genuine issue of material fact and the movant is entitled to summary judgment as a matter of law.</w:t>
       </w:r>
     </w:p>
     <w:p>
@@ -1906,13 +1882,7 @@
         <w:t xml:space="preserve"> </w:t>
       </w:r>
       <w:r>
-        <w:t xml:space="preserve">Petitioners filed their original complaint in 1994, alleging that the State was not providing a “thorough and efficient” education to the students of BCPSS. Maryland Constitution, art. VIII, § 1. In 1996, the Circuit Court entered partial summary judgment for Petitioners. The Circuit Court held that Article VIII requires “all students in Maryland’s public schools be provided with an education that is adequate when measured by contemporary educational standards,” and that there was “no genuine material factual dispute” that BCPSS’s schoolchildren were “not being provided with an education” that meets the constitutional standard. 10/18/96 Order, App. 5, ¶¶ 1</w:t>
-      </w:r>
-      <w:r>
-        <w:noBreakHyphen/>
-      </w:r>
-      <w:r>
-        <w:t xml:space="preserve">2.</w:t>
+        <w:t xml:space="preserve">Petitioners filed their original complaint in 1994, alleging that the State was not providing a “thorough and efficient” education to the students of BCPSS. Maryland Constitution, art. VIII, § 1. In 1996, the Circuit Court entered partial summary judgment for Petitioners. The Circuit Court held that Article VIII requires “all students in Maryland’s public schools be provided with an education that is adequate when measured by contemporary educational standards,” and that there was “no genuine material factual dispute” that BCPSS’s schoolchildren were “not being provided with an education” that meets the constitutional standard. 10/18/96 Order, App. 5, ¶¶ 1-⁠2.</w:t>
       </w:r>
     </w:p>
     <w:p>
@@ -1990,13 +1960,7 @@
         <w:t xml:space="preserve"> </w:t>
       </w:r>
       <w:r>
-        <w:t xml:space="preserve">Days before trial, the parties agreed to a Consent Decree, entered as an order of the Circuit Court. Among other requirements, the Decree required independent evaluations to assess the sufficiency of funding provided to BCPSS. Consent Decree, App. 7, ¶¶ 40</w:t>
-      </w:r>
-      <w:r>
-        <w:noBreakHyphen/>
-      </w:r>
-      <w:r>
-        <w:t xml:space="preserve">42. The Decree also permitted the Baltimore City School Board to request additional state funds based on the initial evaluation and to return to Court if the State’s response was unsatisfactory.</w:t>
+        <w:t xml:space="preserve">Days before trial, the parties agreed to a Consent Decree, entered as an order of the Circuit Court. Among other requirements, the Decree required independent evaluations to assess the sufficiency of funding provided to BCPSS. Consent Decree, App. 7, ¶¶ 40-⁠42. The Decree also permitted the Baltimore City School Board to request additional state funds based on the initial evaluation and to return to Court if the State’s response was unsatisfactory.</w:t>
       </w:r>
       <w:r>
         <w:t xml:space="preserve"> </w:t>
@@ -2030,13 +1994,7 @@
         <w:t xml:space="preserve"> </w:t>
       </w:r>
       <w:r>
-        <w:t xml:space="preserve">The independent evaluation concluded that BCPSS needed substantial additional funding that the State declined to provide, and BCPSS sought judicial intervention. In June 2000, the Circuit Court adopted the findings of the independent evaluators, reiterating that the “thorough and efficient” education required by Article VIII is “an education that is adequate when measured by contemporary educational standards.” 6/30/00 Op., App. 8, at 24</w:t>
-      </w:r>
-      <w:r>
-        <w:noBreakHyphen/>
-      </w:r>
-      <w:r>
-        <w:t xml:space="preserve">25. It held that schoolchildren in BCPSS were still not receiving such an education, and that additional funding was required.</w:t>
+        <w:t xml:space="preserve">The independent evaluation concluded that BCPSS needed substantial additional funding that the State declined to provide, and BCPSS sought judicial intervention. In June 2000, the Circuit Court adopted the findings of the independent evaluators, reiterating that the “thorough and efficient” education required by Article VIII is “an education that is adequate when measured by contemporary educational standards.” 6/30/00 Op., App. 8, at 24-⁠25. It held that schoolchildren in BCPSS were still not receiving such an education, and that additional funding was required.</w:t>
       </w:r>
       <w:r>
         <w:t xml:space="preserve"> </w:t>
@@ -2052,13 +2010,7 @@
         <w:t xml:space="preserve"> </w:t>
       </w:r>
       <w:r>
-        <w:t xml:space="preserve">at 25</w:t>
-      </w:r>
-      <w:r>
-        <w:noBreakHyphen/>
-      </w:r>
-      <w:r>
-        <w:t xml:space="preserve">26. The court retained jurisdiction and stated it “trusts that the State will act to bring itself into compliance with” the Constitution “without the need for Plaintiffs to take further action.”</w:t>
+        <w:t xml:space="preserve">at 25-⁠26. The court retained jurisdiction and stated it “trusts that the State will act to bring itself into compliance with” the Constitution “without the need for Plaintiffs to take further action.”</w:t>
       </w:r>
       <w:r>
         <w:t xml:space="preserve"> </w:t>
@@ -2092,13 +2044,7 @@
         <w:t xml:space="preserve"> </w:t>
       </w:r>
       <w:r>
-        <w:t xml:space="preserve">The State appealed the 2000 order. This Court granted immediate review, over the State’s objection. 9/11/00 Order, App. 3. Ultimately, the State dismissed its appeal pursuant to Maryland Rule 8</w:t>
-      </w:r>
-      <w:r>
-        <w:noBreakHyphen/>
-      </w:r>
-      <w:r>
-        <w:t xml:space="preserve">601(a). 1/30/01 Notice of Dismissal, App. 9. Then-Superintendent of Education Nancy Grasmick testified before the Circuit Court in August 2004 that the State “agreed to be bound” by the 2000 order. Pl. Ex. 90, App. 10.</w:t>
+        <w:t xml:space="preserve">The State appealed the 2000 order. This Court granted immediate review, over the State’s objection. 9/11/00 Order, App. 3. Ultimately, the State dismissed its appeal pursuant to Maryland Rule 8-⁠601(a). 1/30/01 Notice of Dismissal, App. 9. Then-Superintendent of Education Nancy Grasmick testified before the Circuit Court in August 2004 that the State “agreed to be bound” by the 2000 order. Pl. Ex. 90, App. 10.</w:t>
       </w:r>
     </w:p>
     <w:p>
@@ -2132,13 +2078,7 @@
         <w:t xml:space="preserve"> </w:t>
       </w:r>
       <w:r>
-        <w:t xml:space="preserve">1/13/23 Pls. Proposed Concl. ¶¶ 22</w:t>
-      </w:r>
-      <w:r>
-        <w:noBreakHyphen/>
-      </w:r>
-      <w:r>
-        <w:t xml:space="preserve">23.</w:t>
+        <w:t xml:space="preserve">1/13/23 Pls. Proposed Concl. ¶¶ 22-⁠23.</w:t>
       </w:r>
     </w:p>
     <w:p>
@@ -2190,13 +2130,7 @@
         <w:t xml:space="preserve"> </w:t>
       </w:r>
       <w:r>
-        <w:t xml:space="preserve">¶¶ 1</w:t>
-      </w:r>
-      <w:r>
-        <w:noBreakHyphen/>
-      </w:r>
-      <w:r>
-        <w:t xml:space="preserve">5. The court stated that it trusted the parties to “act in good faith and with all deliberate speed to ensure compliance without the necessity of further action by plaintiffs.”</w:t>
+        <w:t xml:space="preserve">¶¶ 1-⁠5. The court stated that it trusted the parties to “act in good faith and with all deliberate speed to ensure compliance without the necessity of further action by plaintiffs.”</w:t>
       </w:r>
       <w:r>
         <w:t xml:space="preserve"> </w:t>
@@ -2243,13 +2177,7 @@
         <w:t xml:space="preserve">Bradford</w:t>
       </w:r>
       <w:r>
-        <w:t xml:space="preserve">, 387 Md. at 382</w:t>
-      </w:r>
-      <w:r>
-        <w:noBreakHyphen/>
-      </w:r>
-      <w:r>
-        <w:t xml:space="preserve">87. This Court held that only one of the Circuit Court’s holdings was immediately appealable: the order directing BCPSS to put funds towards instructional programs rather than retiring the then-current financial deficit. On that specific order, this Court reversed the Circuit Court.</w:t>
+        <w:t xml:space="preserve">, 387 Md. at 382-⁠87. This Court held that only one of the Circuit Court’s holdings was immediately appealable: the order directing BCPSS to put funds towards instructional programs rather than retiring the then-current financial deficit. On that specific order, this Court reversed the Circuit Court.</w:t>
       </w:r>
       <w:r>
         <w:t xml:space="preserve"> </w:t>
@@ -2265,13 +2193,7 @@
         <w:t xml:space="preserve"> </w:t>
       </w:r>
       <w:r>
-        <w:t xml:space="preserve">at 387</w:t>
-      </w:r>
-      <w:r>
-        <w:noBreakHyphen/>
-      </w:r>
-      <w:r>
-        <w:t xml:space="preserve">89.</w:t>
+        <w:t xml:space="preserve">at 387-⁠89.</w:t>
       </w:r>
     </w:p>
     <w:p>
@@ -2289,13 +2211,7 @@
         <w:t xml:space="preserve"> </w:t>
       </w:r>
       <w:r>
-        <w:t xml:space="preserve">Between this Court’s 2005 decision and Petitioners’ return to the Circuit Court in 2019, Petitioners advocated for additional State funding through the legislative process and with State and local educational authorities. Petitioners continually sought additional operational funding, were instrumental in obtaining renovation funding for a select number of BCPSS facilities, and generally “continued to raise the issue of inadequate funding through numerous methods over the years.” 1/16/2020 Order Denying State MTD, App. 13, at 7</w:t>
-      </w:r>
-      <w:r>
-        <w:noBreakHyphen/>
-      </w:r>
-      <w:r>
-        <w:t xml:space="preserve">8; 8/26/19 Aff. Verdery.</w:t>
+        <w:t xml:space="preserve">Between this Court’s 2005 decision and Petitioners’ return to the Circuit Court in 2019, Petitioners advocated for additional State funding through the legislative process and with State and local educational authorities. Petitioners continually sought additional operational funding, were instrumental in obtaining renovation funding for a select number of BCPSS facilities, and generally “continued to raise the issue of inadequate funding through numerous methods over the years.” 1/16/2020 Order Denying State MTD, App. 13, at 7-⁠8; 8/26/19 Aff. Verdery.</w:t>
       </w:r>
     </w:p>
     <w:p>
@@ -2313,19 +2229,7 @@
         <w:t xml:space="preserve"> </w:t>
       </w:r>
       <w:r>
-        <w:t xml:space="preserve">In 2019, Petitioners sought relief in the Circuit Court under the Declaratory Judgment Act because of serious deficiencies in BCPSS’s physical facilities and quality of education. Programs for building and renovating schools have not addressed major defects in most of BCPSS’s buildings. When summary judgment motions were filed, there was no funding for necessary renovation or rebuilding of 89 of BCPSS’s 149 active school facilities. 08/12/22 Aff. Perkins-Cohen at 3</w:t>
-      </w:r>
-      <w:r>
-        <w:noBreakHyphen/>
-      </w:r>
-      <w:r>
-        <w:t xml:space="preserve">10. Over 60 percent of facilities are in poor or very poor condition, as evidence by persistent school closures because of lack of heat or air conditioning. Pls. Ex. 49(A) at 37; Pls. Ex. 56A at 7</w:t>
-      </w:r>
-      <w:r>
-        <w:noBreakHyphen/>
-      </w:r>
-      <w:r>
-        <w:t xml:space="preserve">8;</w:t>
+        <w:t xml:space="preserve">In 2019, Petitioners sought relief in the Circuit Court under the Declaratory Judgment Act because of serious deficiencies in BCPSS’s physical facilities and quality of education. Programs for building and renovating schools have not addressed major defects in most of BCPSS’s buildings. When summary judgment motions were filed, there was no funding for necessary renovation or rebuilding of 89 of BCPSS’s 149 active school facilities. 08/12/22 Aff. Perkins-Cohen at 3-⁠10. Over 60 percent of facilities are in poor or very poor condition, as evidence by persistent school closures because of lack of heat or air conditioning. Pls. Ex. 49(A) at 37; Pls. Ex. 56A at 7-⁠8;</w:t>
       </w:r>
       <w:r>
         <w:t xml:space="preserve"> </w:t>
@@ -2373,13 +2277,7 @@
         <w:t xml:space="preserve"> </w:t>
       </w:r>
       <w:r>
-        <w:t xml:space="preserve">¶¶ 22</w:t>
-      </w:r>
-      <w:r>
-        <w:noBreakHyphen/>
-      </w:r>
-      <w:r>
-        <w:t xml:space="preserve">23 (citing Department of Legislative Services analysis). Plaintiffs’ experts’ reports confirmed that substantial additional funding would be necessary to enable BCPSS students to perform to State and national averages. Pls. Ex. 13A at 12; Pls. Ex. 96 at 3.</w:t>
+        <w:t xml:space="preserve">¶¶ 22-⁠23 (citing Department of Legislative Services analysis). Plaintiffs’ experts’ reports confirmed that substantial additional funding would be necessary to enable BCPSS students to perform to State and national averages. Pls. Ex. 13A at 12; Pls. Ex. 96 at 3.</w:t>
       </w:r>
     </w:p>
     <w:p>
@@ -2588,19 +2486,7 @@
         <w:t xml:space="preserve"> </w:t>
       </w:r>
       <w:r>
-        <w:t xml:space="preserve">App. 5 ¶ 1; App. 8 at 24</w:t>
-      </w:r>
-      <w:r>
-        <w:noBreakHyphen/>
-      </w:r>
-      <w:r>
-        <w:t xml:space="preserve">25; App. 12 at 57</w:t>
-      </w:r>
-      <w:r>
-        <w:noBreakHyphen/>
-      </w:r>
-      <w:r>
-        <w:t xml:space="preserve">58; App. 10. In 2023, however, the Circuit Court held that Article VIII requires only that the State make “an effort” to “at most” provide a “basic” education. App. 1 at 18.</w:t>
+        <w:t xml:space="preserve">App. 5 ¶ 1; App. 8 at 24-⁠25; App. 12 at 57-⁠58; App. 10. In 2023, however, the Circuit Court held that Article VIII requires only that the State make “an effort” to “at most” provide a “basic” education. App. 1 at 18.</w:t>
       </w:r>
     </w:p>
     <w:p>
@@ -2692,19 +2578,7 @@
         <w:t xml:space="preserve"> </w:t>
       </w:r>
       <w:r>
-        <w:t xml:space="preserve">Pls. MSJ Br. at 11, 16</w:t>
-      </w:r>
-      <w:r>
-        <w:noBreakHyphen/>
-      </w:r>
-      <w:r>
-        <w:t xml:space="preserve">22; Pls. MSJ Reply at 2</w:t>
-      </w:r>
-      <w:r>
-        <w:noBreakHyphen/>
-      </w:r>
-      <w:r>
-        <w:t xml:space="preserve">7. This Court recently corrected a similar error, reversing a grant of summary judgment because the trial court had ignored material conflicting evidence, including admissible expert testimony, in</w:t>
+        <w:t xml:space="preserve">Pls. MSJ Br. at 11, 16-⁠22; Pls. MSJ Reply at 2-⁠7. This Court recently corrected a similar error, reversing a grant of summary judgment because the trial court had ignored material conflicting evidence, including admissible expert testimony, in</w:t>
       </w:r>
       <w:r>
         <w:t xml:space="preserve"> </w:t>
@@ -2725,19 +2599,7 @@
         <w:pStyle w:val="BodyText"/>
       </w:pPr>
       <w:r>
-        <w:t xml:space="preserve">Record evidence—much of it from the State’s own documents—establishes that BCPSS’s school buildings do not meet Constitutional standards. A report from Johns Hopkins establishes that facilities failures caused BCPSS students collectively to miss 221,000 days of school between 2014 and 2019. Pls. Ex. 56(A) at 11. Undisputed evidence shows that the “Built to Learn” Act provided just a small fraction of the funding needed to bring BCPSS’s buildings to contemporary standards, leaving 89 of BCPSS’s 149 buildings untouched and unimproved. 8/12/22 Aff. Perkins-Cohen at 3</w:t>
-      </w:r>
-      <w:r>
-        <w:noBreakHyphen/>
-      </w:r>
-      <w:r>
-        <w:t xml:space="preserve">11; 1/13/23 Pls. Proposed Concl. ¶¶ 33</w:t>
-      </w:r>
-      <w:r>
-        <w:noBreakHyphen/>
-      </w:r>
-      <w:r>
-        <w:t xml:space="preserve">36. The court did not mention this evidence in its opinion.</w:t>
+        <w:t xml:space="preserve">Record evidence—much of it from the State’s own documents—establishes that BCPSS’s school buildings do not meet Constitutional standards. A report from Johns Hopkins establishes that facilities failures caused BCPSS students collectively to miss 221,000 days of school between 2014 and 2019. Pls. Ex. 56(A) at 11. Undisputed evidence shows that the “Built to Learn” Act provided just a small fraction of the funding needed to bring BCPSS’s buildings to contemporary standards, leaving 89 of BCPSS’s 149 buildings untouched and unimproved. 8/12/22 Aff. Perkins-Cohen at 3-⁠11; 1/13/23 Pls. Proposed Concl. ¶¶ 33-⁠36. The court did not mention this evidence in its opinion.</w:t>
       </w:r>
     </w:p>
     <w:p>
@@ -2745,31 +2607,7 @@
         <w:pStyle w:val="BodyText"/>
       </w:pPr>
       <w:r>
-        <w:t xml:space="preserve">The court also ignored evidence that BCPSS students do not receive necessary educational opportunities and that the funding provided for instruction is insufficient. The State’s documents demonstrate that the majority of BCPSS’s schools score below average in Maryland’s ratings of school performance; that the vast majority of BCPSS’s students are not proficient in reading and math; and that graduation and attendance rates are low. 1/13/23 Pls. Proposed Concl. ¶ 30. Admitted expert reports and the State’s own analyses establish that funding is inadequate and additional funds are necessary to improve student outcomes. Pls. Ex. 13A at 12; Pls. Ex. 96 at 3; 1/13/23 Pls. Proposed Concl. ¶¶ 16</w:t>
-      </w:r>
-      <w:r>
-        <w:noBreakHyphen/>
-      </w:r>
-      <w:r>
-        <w:t xml:space="preserve">18, 22</w:t>
-      </w:r>
-      <w:r>
-        <w:noBreakHyphen/>
-      </w:r>
-      <w:r>
-        <w:t xml:space="preserve">23, 28. The record further demonstrates that the Blueprint Act does not remedy decades of underfunding that have left BCPSS students far behind where they should be had the State kept its funding promises with respect to earlier education formulas; fails to provide sufficient funds for critical categories, such as students with special needs; its funds are not guaranteed; and, and even if provided will not be fully phased in for many years. 1/13/23 Pls. Proposed Concl. ¶¶ 55</w:t>
-      </w:r>
-      <w:r>
-        <w:noBreakHyphen/>
-      </w:r>
-      <w:r>
-        <w:t xml:space="preserve">56; 10/3/22 Suppl. Aff. Perkins-Cohen ¶¶ 19</w:t>
-      </w:r>
-      <w:r>
-        <w:noBreakHyphen/>
-      </w:r>
-      <w:r>
-        <w:t xml:space="preserve">44. The Circuit Court’s order does not acknowledge this contrary evidence, failing to properly apply the summary judgment standard. Bypass review is appropriate given the importance of the questions presented and the effect of the decision on the schoolchildren of Baltimore City.</w:t>
+        <w:t xml:space="preserve">The court also ignored evidence that BCPSS students do not receive necessary educational opportunities and that the funding provided for instruction is insufficient. The State’s documents demonstrate that the majority of BCPSS’s schools score below average in Maryland’s ratings of school performance; that the vast majority of BCPSS’s students are not proficient in reading and math; and that graduation and attendance rates are low. 1/13/23 Pls. Proposed Concl. ¶ 30. Admitted expert reports and the State’s own analyses establish that funding is inadequate and additional funds are necessary to improve student outcomes. Pls. Ex. 13A at 12; Pls. Ex. 96 at 3; 1/13/23 Pls. Proposed Concl. ¶¶ 16-⁠18, 22-⁠23, 28. The record further demonstrates that the Blueprint Act does not remedy decades of underfunding that have left BCPSS students far behind where they should be had the State kept its funding promises with respect to earlier education formulas; fails to provide sufficient funds for critical categories, such as students with special needs; its funds are not guaranteed; and, and even if provided will not be fully phased in for many years. 1/13/23 Pls. Proposed Concl. ¶¶ 55-⁠56; 10/3/22 Suppl. Aff. Perkins-Cohen ¶¶ 19-⁠44. The Circuit Court’s order does not acknowledge this contrary evidence, failing to properly apply the summary judgment standard. Bypass review is appropriate given the importance of the questions presented and the effect of the decision on the schoolchildren of Baltimore City.</w:t>
       </w:r>
     </w:p>
     <w:p>
@@ -2777,13 +2615,7 @@
         <w:pStyle w:val="BodyText"/>
       </w:pPr>
       <w:r>
-        <w:t xml:space="preserve">Third, the Circuit Court erroneously limited judicial review of challenges under Article VIII. To redress this constitutional violation, Petitioners seek: a declaration that the State is failing to provide the “thorough and efficient” education guaranteed by Article VIII with respect to physical facilities and instructional opportunities; a declaration that additional funding is required to remedy these violations; an order requiring the State to submit a plan for the court’s approval to remedy the Constitutional violations; and, pending approval of that plan, an order directing the State to provide downpayments toward Constitutional adequacy. The Circuit Court held that the “political question” doctrine precluded something that Petitioners did not seek: an order directing the General Assembly to appropriate funds. App. 1 at 18</w:t>
-      </w:r>
-      <w:r>
-        <w:noBreakHyphen/>
-      </w:r>
-      <w:r>
-        <w:t xml:space="preserve">22. This Court’s review is necessary to clarify the judiciary’s crucial role in assessing constitutional compliance and remedying constitutional violations.</w:t>
+        <w:t xml:space="preserve">Third, the Circuit Court erroneously limited judicial review of challenges under Article VIII. To redress this constitutional violation, Petitioners seek: a declaration that the State is failing to provide the “thorough and efficient” education guaranteed by Article VIII with respect to physical facilities and instructional opportunities; a declaration that additional funding is required to remedy these violations; an order requiring the State to submit a plan for the court’s approval to remedy the Constitutional violations; and, pending approval of that plan, an order directing the State to provide downpayments toward Constitutional adequacy. The Circuit Court held that the “political question” doctrine precluded something that Petitioners did not seek: an order directing the General Assembly to appropriate funds. App. 1 at 18-⁠22. This Court’s review is necessary to clarify the judiciary’s crucial role in assessing constitutional compliance and remedying constitutional violations.</w:t>
       </w:r>
     </w:p>
     <w:p>
@@ -2812,13 +2644,7 @@
         <w:t xml:space="preserve">See City Schools at a Glance</w:t>
       </w:r>
       <w:r>
-        <w:t xml:space="preserve">, at https://​www.​baltimorecityschools.​org/​district-​overview. BCPSS has the highest “at risk” index in the State, i.e., the combined percentage of students who live in poverty, have special educational needs, and for whom English is a second language. 8/12/22 Pls. MSJ Br. at 12</w:t>
-      </w:r>
-      <w:r>
-        <w:noBreakHyphen/>
-      </w:r>
-      <w:r>
-        <w:t xml:space="preserve">15 (citing State data). These children have been attending constitutionally-inadequate schools for their entire academic careers; the Circuit Court’s opinion allows the State to continue to fail them. Petitioners tried for more than a decade to use the political system to address the problems of inadequate funding, but the political system has failed to produce sufficient results. Children should not be made to wait to obtain the education to which they are entitled before this Court intercedes.</w:t>
+        <w:t xml:space="preserve">, at https://​www.​baltimorecityschools.​org/​district-​overview. BCPSS has the highest “at risk” index in the State, i.e., the combined percentage of students who live in poverty, have special educational needs, and for whom English is a second language. 8/12/22 Pls. MSJ Br. at 12-⁠15 (citing State data). These children have been attending constitutionally-inadequate schools for their entire academic careers; the Circuit Court’s opinion allows the State to continue to fail them. Petitioners tried for more than a decade to use the political system to address the problems of inadequate funding, but the political system has failed to produce sufficient results. Children should not be made to wait to obtain the education to which they are entitled before this Court intercedes.</w:t>
       </w:r>
     </w:p>
     <w:p>
@@ -3024,9 +2850,7 @@
               <w:t xml:space="preserve"> </w:t>
             </w:r>
             <w:r>
-              <w:t xml:space="preserve">965</w:t>
-              <w:noBreakHyphen/>
-              <w:t xml:space="preserve">2200</w:t>
+              <w:t xml:space="preserve">965-⁠2200</w:t>
             </w:r>
           </w:p>
           <w:p>
@@ -3498,9 +3322,7 @@
               <w:t xml:space="preserve"> </w:t>
             </w:r>
             <w:r>
-              <w:t xml:space="preserve">861</w:t>
-              <w:noBreakHyphen/>
-              <w:t xml:space="preserve">1522</w:t>
+              <w:t xml:space="preserve">861-⁠1522</w:t>
             </w:r>
           </w:p>
           <w:p>
@@ -3727,9 +3549,7 @@
               <w:t xml:space="preserve"> </w:t>
             </w:r>
             <w:r>
-              <w:t xml:space="preserve">889</w:t>
-              <w:noBreakHyphen/>
-              <w:t xml:space="preserve">8550</w:t>
+              <w:t xml:space="preserve">889-⁠8550</w:t>
             </w:r>
           </w:p>
           <w:p>
@@ -4561,13 +4381,7 @@
         <w:t xml:space="preserve"> </w:t>
       </w:r>
       <w:r>
-        <w:t xml:space="preserve">The Appendix includes the documents required by Rule 8</w:t>
-      </w:r>
-      <w:r>
-        <w:noBreakHyphen/>
-      </w:r>
-      <w:r>
-        <w:t xml:space="preserve">303(b)⁠(2).</w:t>
+        <w:t xml:space="preserve">The Appendix includes the documents required by Rule 8-⁠303(b)⁠(2).</w:t>
       </w:r>
     </w:p>
   </w:footnote>
@@ -5207,7 +5021,7 @@
     <w:qFormat/>
     <w:pPr>
       <w:keepLines/>
-      <w:spacing w:before="0" w:after="140" w:line="299" w:lineRule="exact"/>
+      <w:spacing w:before="23" w:after="140" w:line="299" w:lineRule="exact"/>
     </w:pPr>
     <w:rPr>
       <w:sz w:val="26"/>
